--- a/docs/new-pages-for-review/pusher-centrifuge-parts.docx
+++ b/docs/new-pages-for-review/pusher-centrifuge-parts.docx
@@ -11,34 +11,7 @@
       </w:r>
     </w:p>
     <w:p>
-      <w:r>
-        <w:t>Buying used pusher centrifuge parts through International Process Plants (IPP) gives plant engineering teams access to spare baskets, pusher shafts, rotating assemblies, screens and flex joints for industrial Krauss Maffei and Baker Perkins pusher centrifuges. Most parts fit the Krauss Maffei SB1000/2 two-stage machine with its 1,050 mm (40.6 in) basket, in stainless steel 304L. Buying used saves up to 50% of capital and 90% of lead time versus buying new, and IPP has supplied process equipment worldwide since 1980.</w:t>
-      </w:r>
-    </w:p>
-    <w:p>
-      <w:r>
-        <w:t>IPP stocks good used and unused surplus parts: inner and outer baskets, spare pusher shafts and a hollow pusher shaft, spare rotating assemblies, screen sets and flex joints, plus an unused lot of spare parts for a Krauss Maffei SZ-90L.</w:t>
-      </w:r>
-    </w:p>
-    <w:p>
-      <w:r>
-        <w:t xml:space="preserve">Each part is listed on IPP's IMS inventory system with its description, the centrifuge it fits, basket diameter, material and condition grade. Complete machines are listed on IPP's </w:t>
-      </w:r>
       <w:hyperlink r:id="rId9">
-        <w:r>
-          <w:rPr>
-            <w:color w:val="1155CC"/>
-            <w:u w:val="single"/>
-          </w:rPr>
-          <w:t xml:space="preserve">pusher centrifuge</w:t>
-        </w:r>
-      </w:hyperlink>
-      <w:r>
-        <w:t xml:space="preserve"> page.</w:t>
-      </w:r>
-    </w:p>
-    <w:p>
-      <w:hyperlink r:id="rId10">
         <w:r>
           <w:rPr>
             <w:color w:val="1155CC"/>
@@ -50,7 +23,7 @@
       <w:r>
         <w:t xml:space="preserve"> | </w:t>
       </w:r>
-      <w:hyperlink r:id="rId11">
+      <w:hyperlink r:id="rId10">
         <w:r>
           <w:rPr>
             <w:color w:val="1155CC"/>
@@ -69,61 +42,6 @@
       </w:r>
       <w:r>
         <w:t xml:space="preserve"> 6 Part Types | 1980 Established Since | 15 Countries with Offices | 160,000+ Customers Served</w:t>
-      </w:r>
-    </w:p>
-    <w:p>
-      <w:r>
-        <w:rPr>
-          <w:b/>
-        </w:rPr>
-        <w:t>Featured Equipment:</w:t>
-      </w:r>
-    </w:p>
-    <w:p>
-      <w:pPr>
-        <w:pStyle w:val="ListBullet"/>
-      </w:pPr>
-      <w:hyperlink r:id="rId12">
-        <w:r>
-          <w:rPr>
-            <w:color w:val="1155CC"/>
-            <w:u w:val="single"/>
-          </w:rPr>
-          <w:t xml:space="preserve">Baskets &amp; Shafts -- Krauss Maffei SB1000/2 baskets and pusher shafts</w:t>
-        </w:r>
-      </w:hyperlink>
-    </w:p>
-    <w:p>
-      <w:pPr>
-        <w:pStyle w:val="ListBullet"/>
-      </w:pPr>
-      <w:hyperlink r:id="rId13">
-        <w:r>
-          <w:rPr>
-            <w:color w:val="1155CC"/>
-            <w:u w:val="single"/>
-          </w:rPr>
-          <w:t xml:space="preserve">Rotating Assemblies -- Spare rotating assemblies, ready to ship</w:t>
-        </w:r>
-      </w:hyperlink>
-    </w:p>
-    <w:p>
-      <w:pPr>
-        <w:pStyle w:val="ListBullet"/>
-      </w:pPr>
-      <w:hyperlink r:id="rId14">
-        <w:r>
-          <w:rPr>
-            <w:color w:val="1155CC"/>
-            <w:u w:val="single"/>
-          </w:rPr>
-          <w:t xml:space="preserve">Unused Spare Parts -- Unused Krauss Maffei SZ-90L parts lot</w:t>
-        </w:r>
-      </w:hyperlink>
-    </w:p>
-    <w:p>
-      <w:r>
-        <w:t>Trusted around the world by</w:t>
       </w:r>
     </w:p>
     <w:p>
@@ -372,7 +290,7 @@
       </w:r>
     </w:p>
     <w:p>
-      <w:hyperlink r:id="rId10">
+      <w:hyperlink r:id="rId9">
         <w:r>
           <w:rPr>
             <w:color w:val="1155CC"/>
@@ -856,7 +774,7 @@
       <w:r>
         <w:t xml:space="preserve"> A: Krauss Maffei built the SB 1000/2 as a continuous, two-stage pusher centrifuge. A vane-type distributor feeds the inner basket, which removes about 80% of the liquid, and an axially reciprocating inner drum pushes the cake into the second stage for final dewatering and washing. IPP lists complete SB 1000/2 machines, with 1,050 mm (40.6 in) baskets and a gas-tight design, on its </w:t>
       </w:r>
-      <w:hyperlink r:id="rId9">
+      <w:hyperlink r:id="rId11">
         <w:r>
           <w:rPr>
             <w:color w:val="1155CC"/>
@@ -924,7 +842,7 @@
       </w:r>
     </w:p>
     <w:p>
-      <w:hyperlink r:id="rId10">
+      <w:hyperlink r:id="rId9">
         <w:r>
           <w:rPr>
             <w:color w:val="1155CC"/>
@@ -936,7 +854,7 @@
       <w:r>
         <w:t xml:space="preserve"> | </w:t>
       </w:r>
-      <w:hyperlink r:id="rId11">
+      <w:hyperlink r:id="rId10">
         <w:r>
           <w:rPr>
             <w:color w:val="1155CC"/>

--- a/docs/new-pages-for-review/pusher-centrifuge-parts.docx
+++ b/docs/new-pages-for-review/pusher-centrifuge-parts.docx
@@ -8,6 +8,21 @@
       </w:pPr>
       <w:r>
         <w:t>Buy Used Pusher Centrifuge Parts for Sale</w:t>
+      </w:r>
+    </w:p>
+    <w:p>
+      <w:r>
+        <w:t>Buying used pusher centrifuge parts through International Process Plants (IPP) helps plant engineering teams source spare baskets, pusher shafts, rotating assemblies, screens and flex joints for industrial Krauss Maffei and Baker Perkins pusher centrifuges. Most parts fit the Krauss Maffei SB1000/2 two-stage machine with its 1,050 mm (40.6 in) basket, in stainless steel 304L. Buying used saves up to 50% of capital and 90% of lead time versus buying new, and IPP has supplied process equipment worldwide since 1980.</w:t>
+      </w:r>
+    </w:p>
+    <w:p>
+      <w:r>
+        <w:t>Good used and unused surplus parts on hand range from inner and outer baskets, spare pusher shafts and a hollow pusher shaft to spare rotating assemblies, screen sets and flex joints, plus an unused lot of spare parts for a Krauss Maffei SZ-90L.</w:t>
+      </w:r>
+    </w:p>
+    <w:p>
+      <w:r>
+        <w:t>IPP's IMS inventory system lists every part with its description, the centrifuge it fits, basket diameter, material and condition grade. Complete machines are listed on IPP's pusher centrifuge page.</w:t>
       </w:r>
     </w:p>
     <w:p>
@@ -47,6 +62,56 @@
     <w:p>
       <w:r>
         <w:rPr>
+          <w:b/>
+        </w:rPr>
+        <w:t>Featured Equipment:</w:t>
+      </w:r>
+    </w:p>
+    <w:p>
+      <w:pPr>
+        <w:pStyle w:val="ListBullet"/>
+      </w:pPr>
+      <w:hyperlink r:id="rId11">
+        <w:r>
+          <w:rPr>
+            <w:color w:val="1155CC"/>
+            <w:u w:val="single"/>
+          </w:rPr>
+          <w:t xml:space="preserve">Baskets &amp; Shafts -- Krauss Maffei SB1000/2 baskets and pusher shafts</w:t>
+        </w:r>
+      </w:hyperlink>
+    </w:p>
+    <w:p>
+      <w:pPr>
+        <w:pStyle w:val="ListBullet"/>
+      </w:pPr>
+      <w:hyperlink r:id="rId12">
+        <w:r>
+          <w:rPr>
+            <w:color w:val="1155CC"/>
+            <w:u w:val="single"/>
+          </w:rPr>
+          <w:t xml:space="preserve">Rotating Assemblies -- Spare rotating assemblies, ready to ship</w:t>
+        </w:r>
+      </w:hyperlink>
+    </w:p>
+    <w:p>
+      <w:pPr>
+        <w:pStyle w:val="ListBullet"/>
+      </w:pPr>
+      <w:hyperlink r:id="rId13">
+        <w:r>
+          <w:rPr>
+            <w:color w:val="1155CC"/>
+            <w:u w:val="single"/>
+          </w:rPr>
+          <w:t xml:space="preserve">Unused Spare Parts -- Unused Krauss Maffei SZ-90L parts lot</w:t>
+        </w:r>
+      </w:hyperlink>
+    </w:p>
+    <w:p>
+      <w:r>
+        <w:rPr>
           <w:color w:val="AAAAAA"/>
         </w:rPr>
         <w:t>────────────────────────────────────────────────────────────</w:t>
@@ -75,7 +140,7 @@
     </w:p>
     <w:p>
       <w:r>
-        <w:t>IPP lists this inventory by part type, from baskets and pusher shafts to complete rotating assemblies.</w:t>
+        <w:t>Pusher centrifuge parts in stock fall into part types, from baskets and pusher shafts to complete rotating assemblies.</w:t>
       </w:r>
     </w:p>
     <w:p>
@@ -717,7 +782,7 @@
         <w:t>Q: What pusher centrifuge parts does IPP stock?</w:t>
       </w:r>
       <w:r>
-        <w:t xml:space="preserve"> A: IPP stocks good used and unused surplus pusher centrifuge parts for Krauss Maffei and Baker Perkins machines: inner and outer baskets, pusher shafts, spare rotating assemblies, screen sets and flex joints. Most parts fit the Krauss Maffei SB1000/2. Browse the IMS inventory for current availability.</w:t>
+        <w:t xml:space="preserve"> A: Parts in stock fit Krauss Maffei and Baker Perkins machines: inner and outer baskets, pusher shafts, spare rotating assemblies, screen sets and flex joints, in good used and unused surplus condition. Most parts fit the Krauss Maffei SB1000/2. Availability updates live on IMS.</w:t>
       </w:r>
     </w:p>
     <w:p>
@@ -774,7 +839,7 @@
       <w:r>
         <w:t xml:space="preserve"> A: Krauss Maffei built the SB 1000/2 as a continuous, two-stage pusher centrifuge. A vane-type distributor feeds the inner basket, which removes about 80% of the liquid, and an axially reciprocating inner drum pushes the cake into the second stage for final dewatering and washing. IPP lists complete SB 1000/2 machines, with 1,050 mm (40.6 in) baskets and a gas-tight design, on its </w:t>
       </w:r>
-      <w:hyperlink r:id="rId11">
+      <w:hyperlink r:id="rId14">
         <w:r>
           <w:rPr>
             <w:color w:val="1155CC"/>

--- a/docs/new-pages-for-review/pusher-centrifuge-parts.docx
+++ b/docs/new-pages-for-review/pusher-centrifuge-parts.docx
@@ -12,7 +12,7 @@
     </w:p>
     <w:p>
       <w:r>
-        <w:t>Buying used pusher centrifuge parts through International Process Plants (IPP) helps plant engineering teams source spare baskets, pusher shafts, rotating assemblies, screens and flex joints for industrial Krauss Maffei and Baker Perkins pusher centrifuges. Most parts fit the Krauss Maffei SB1000/2 two-stage machine with its 1,050 mm (40.6 in) basket, in stainless steel 304L. Buying used saves up to 50% of capital and 90% of lead time versus buying new, and IPP has supplied process equipment worldwide since 1980.</w:t>
+        <w:t>Buying used pusher centrifuge parts through International Process Plants (IPP) secures spare baskets, pusher shafts, rotating assemblies, screens and flex joints for plant engineering teams running industrial Krauss Maffei and Baker Perkins pusher centrifuges. Parts for the Krauss Maffei SB1000/2 two-stage machine and its 1,050 mm (40.6 in) basket lead the listings, in stainless steel 304L. Buying used saves up to 50% of capital and 90% of lead time versus buying new, and IPP has supplied process equipment worldwide since 1980.</w:t>
       </w:r>
     </w:p>
     <w:p>
@@ -140,7 +140,7 @@
     </w:p>
     <w:p>
       <w:r>
-        <w:t>Pusher centrifuge parts in stock fall into part types, from baskets and pusher shafts to complete rotating assemblies.</w:t>
+        <w:t>Part types in stock range from baskets and pusher shafts to complete rotating assemblies.</w:t>
       </w:r>
     </w:p>
     <w:p>
@@ -213,7 +213,7 @@
     </w:p>
     <w:p>
       <w:r>
-        <w:t>Parts range from flex joints and screen sets to inner and outer baskets, pusher shafts and complete spare rotating assemblies, most in stainless steel 304L.</w:t>
+        <w:t>Parts range from flex joints and screen sets to inner and outer baskets, pusher shafts and complete spare rotating assemblies, with stainless steel 304L the leading material.</w:t>
       </w:r>
     </w:p>
     <w:p>
@@ -782,7 +782,7 @@
         <w:t>Q: What pusher centrifuge parts does IPP stock?</w:t>
       </w:r>
       <w:r>
-        <w:t xml:space="preserve"> A: Parts in stock fit Krauss Maffei and Baker Perkins machines: inner and outer baskets, pusher shafts, spare rotating assemblies, screen sets and flex joints, in good used and unused surplus condition. Most parts fit the Krauss Maffei SB1000/2. Availability updates live on IMS.</w:t>
+        <w:t xml:space="preserve"> A: Parts in stock fit Krauss Maffei and Baker Perkins machines: inner and outer baskets, pusher shafts, spare rotating assemblies, screen sets and flex joints, in good used and unused surplus condition. The Krauss Maffei SB1000/2 has the widest choice of parts. Availability updates live on IMS.</w:t>
       </w:r>
     </w:p>
     <w:p>
@@ -837,7 +837,7 @@
         <w:t>Q: What is the Krauss Maffei SB 1000/2?</w:t>
       </w:r>
       <w:r>
-        <w:t xml:space="preserve"> A: Krauss Maffei built the SB 1000/2 as a continuous, two-stage pusher centrifuge. A vane-type distributor feeds the inner basket, which removes about 80% of the liquid, and an axially reciprocating inner drum pushes the cake into the second stage for final dewatering and washing. IPP lists complete SB 1000/2 machines, with 1,050 mm (40.6 in) baskets and a gas-tight design, on its </w:t>
+        <w:t xml:space="preserve"> A: Krauss Maffei built the SB 1000/2 as a continuous, two-stage pusher centrifuge. A vane-type distributor feeds the inner basket, which drains the mother liquor and forms a stable cake ring, and an axially reciprocating inner drum pushes the cake into the second stage for final dewatering and washing. IPP lists complete SB 1000/2 machines, with 1,050 mm (40.6 in) baskets and a gas-tight design, on its </w:t>
       </w:r>
       <w:hyperlink r:id="rId14">
         <w:r>
@@ -860,7 +860,7 @@
         <w:t>Q: Which centrifuges do these parts fit?</w:t>
       </w:r>
       <w:r>
-        <w:t xml:space="preserve"> A: Most of IPP's pusher centrifuge parts fit the Krauss Maffei SB1000/2 two-stage machine. Two spare rotating assemblies fit a 1,000 mm (39.4 in) Krauss Maffei pusher, the unused lot fits a Krauss Maffei SZ-90L, and the Baker Perkins listing holds S-32 screens for the basket and shaft, so the stock covers Krauss Maffei centrifuge parts above all.</w:t>
+        <w:t xml:space="preserve"> A: The largest group of IPP's pusher centrifuge parts fits the Krauss Maffei SB1000/2 two-stage machine. Two spare rotating assemblies fit a 1,000 mm (39.4 in) Krauss Maffei pusher, the unused lot fits a Krauss Maffei SZ-90L, and the Baker Perkins listing holds S-32 screens for the basket and shaft, so the stock covers Krauss Maffei centrifuge parts above all.</w:t>
       </w:r>
     </w:p>
     <w:p>

--- a/docs/new-pages-for-review/pusher-centrifuge-parts.docx
+++ b/docs/new-pages-for-review/pusher-centrifuge-parts.docx
@@ -12,7 +12,7 @@
     </w:p>
     <w:p>
       <w:r>
-        <w:t>Buying used pusher centrifuge parts through International Process Plants (IPP) secures spare baskets, pusher shafts, rotating assemblies, screens and flex joints for plant engineering teams running industrial Krauss Maffei and Baker Perkins pusher centrifuges. Parts for the Krauss Maffei SB1000/2 two-stage machine and its 1,050 mm (40.6 in) basket lead the listings, in stainless steel 304L. Buying used saves up to 50% of capital and 90% of lead time versus buying new, and IPP has supplied process equipment worldwide since 1980.</w:t>
+        <w:t>Buying good used and unused pusher centrifuge parts from International Process Plants (IPP) renews baskets, pusher shafts, and screen sets on Krauss Maffei and Baker Perkins pusher centrifuges while eliminating issues like extended part lead times and full new-part pricing. Plant engineering teams running these industrial machines also find spare rotating assemblies and flex joints. Parts for the Krauss Maffei SB1000/2 two-stage machine and its 1,050 mm (40.6 in) basket lead the listings, in stainless steel 304L. Buying used saves up to 50% of capital and 90% of lead time versus buying new, and IPP has supplied process equipment worldwide since 1980.</w:t>
       </w:r>
     </w:p>
     <w:p>
@@ -239,7 +239,7 @@
     </w:p>
     <w:p>
       <w:r>
-        <w:t>IPP lists pusher centrifuge parts in good used and unused surplus condition. Each IMS listing states the condition grade alongside the part's description.</w:t>
+        <w:t>IPP lists pusher centrifuge parts in good used and unused surplus condition. Every part's IMS listing pairs its condition grade with the description.</w:t>
       </w:r>
     </w:p>
     <w:p>
@@ -804,7 +804,7 @@
         <w:t>Q: Can I buy unused pusher centrifuge parts from IPP?</w:t>
       </w:r>
       <w:r>
-        <w:t xml:space="preserve"> A: Yes. IPP's inventory includes an unused lot of spare parts for a Krauss Maffei SZ-90L pusher centrifuge, with the filtrate housing, the solids housing with door and sight glass with wiper, a 3-step drum rotor, hand brake, oil pump, oil cooler and drive components.</w:t>
+        <w:t xml:space="preserve"> A: Yes. IPP holds an unused lot of spare parts for a Krauss Maffei SZ-90L pusher centrifuge, with the filtrate housing, the solids housing with door and sight glass with wiper, a 3-step drum rotor, hand brake, oil pump, oil cooler and drive components.</w:t>
       </w:r>
     </w:p>
     <w:p>
